--- a/docs/architecture/adr/ADR-012-deployment-containers-k8s.docx
+++ b/docs/architecture/adr/ADR-012-deployment-containers-k8s.docx
@@ -60,6 +60,213 @@
         </w:p>
       </w:sdtContent>
     </w:sdt>
+    <w:tbl>
+      <w:tblPr>
+        <w:tblStyle w:val="Table"/>
+        <w:tblW w:type="pct" w:w="5000"/>
+        <w:tblLook w:firstRow="1" w:lastRow="0" w:firstColumn="0" w:lastColumn="0" w:noHBand="0" w:noVBand="0" w:val="0020"/>
+        <w:jc w:val="start"/>
+      </w:tblPr>
+      <w:tblGrid>
+        <w:gridCol w:w="1584"/>
+        <w:gridCol w:w="1584"/>
+        <w:gridCol w:w="1584"/>
+        <w:gridCol w:w="1584"/>
+        <w:gridCol w:w="1584"/>
+      </w:tblGrid>
+      <w:tr>
+        <w:trPr>
+          <w:tblHeader w:val="true"/>
+          <w:tblHeader w:val="true"/>
+        </w:trPr>
+        <w:tc>
+          <w:tcPr>
+            <w:shd w:val="clear" w:color="auto" w:fill="213368"/>
+          </w:tcPr>
+          <w:p>
+            <w:pPr>
+              <w:pStyle w:val="Compact"/>
+              <w:spacing w:before="20" w:after="20"/>
+              <w:jc w:val="left"/>
+            </w:pPr>
+            <w:r>
+              <w:rPr>
+                <w:b/>
+                <w:color w:val="FFFFFF"/>
+                <w:sz w:val="17"/>
+              </w:rPr>
+              <w:t xml:space="preserve">Document</w:t>
+            </w:r>
+          </w:p>
+        </w:tc>
+        <w:tc>
+          <w:tcPr>
+            <w:shd w:val="clear" w:color="auto" w:fill="213368"/>
+          </w:tcPr>
+          <w:p>
+            <w:pPr>
+              <w:pStyle w:val="Compact"/>
+              <w:spacing w:before="20" w:after="20"/>
+              <w:jc w:val="left"/>
+            </w:pPr>
+            <w:r>
+              <w:rPr>
+                <w:b/>
+                <w:color w:val="FFFFFF"/>
+                <w:sz w:val="17"/>
+              </w:rPr>
+              <w:t xml:space="preserve">Version</w:t>
+            </w:r>
+          </w:p>
+        </w:tc>
+        <w:tc>
+          <w:tcPr>
+            <w:shd w:val="clear" w:color="auto" w:fill="213368"/>
+          </w:tcPr>
+          <w:p>
+            <w:pPr>
+              <w:pStyle w:val="Compact"/>
+              <w:spacing w:before="20" w:after="20"/>
+              <w:jc w:val="left"/>
+            </w:pPr>
+            <w:r>
+              <w:rPr>
+                <w:b/>
+                <w:color w:val="FFFFFF"/>
+                <w:sz w:val="17"/>
+              </w:rPr>
+              <w:t xml:space="preserve">Date</w:t>
+            </w:r>
+          </w:p>
+        </w:tc>
+        <w:tc>
+          <w:tcPr>
+            <w:shd w:val="clear" w:color="auto" w:fill="213368"/>
+          </w:tcPr>
+          <w:p>
+            <w:pPr>
+              <w:pStyle w:val="Compact"/>
+              <w:spacing w:before="20" w:after="20"/>
+              <w:jc w:val="left"/>
+            </w:pPr>
+            <w:r>
+              <w:rPr>
+                <w:b/>
+                <w:color w:val="FFFFFF"/>
+                <w:sz w:val="17"/>
+              </w:rPr>
+              <w:t xml:space="preserve">Owner</w:t>
+            </w:r>
+          </w:p>
+        </w:tc>
+        <w:tc>
+          <w:tcPr>
+            <w:shd w:val="clear" w:color="auto" w:fill="213368"/>
+          </w:tcPr>
+          <w:p>
+            <w:pPr>
+              <w:pStyle w:val="Compact"/>
+              <w:spacing w:before="20" w:after="20"/>
+              <w:jc w:val="left"/>
+            </w:pPr>
+            <w:r>
+              <w:rPr>
+                <w:b/>
+                <w:color w:val="FFFFFF"/>
+                <w:sz w:val="17"/>
+              </w:rPr>
+              <w:t xml:space="preserve">Status</w:t>
+            </w:r>
+          </w:p>
+        </w:tc>
+      </w:tr>
+      <w:tr>
+        <w:tc>
+          <w:tcPr>
+            <w:noWrap/>
+          </w:tcPr>
+          <w:p>
+            <w:pPr>
+              <w:pStyle w:val="Compact"/>
+              <w:spacing w:before="20" w:after="20"/>
+              <w:jc w:val="left"/>
+            </w:pPr>
+            <w:r>
+              <w:rPr>
+                <w:sz w:val="17"/>
+              </w:rPr>
+              <w:t xml:space="preserve">ADR-012</w:t>
+            </w:r>
+          </w:p>
+        </w:tc>
+        <w:tc>
+          <w:tcPr>
+            <w:noWrap/>
+          </w:tcPr>
+          <w:p>
+            <w:pPr>
+              <w:pStyle w:val="Compact"/>
+              <w:spacing w:before="20" w:after="20"/>
+              <w:jc w:val="left"/>
+            </w:pPr>
+            <w:r>
+              <w:rPr>
+                <w:sz w:val="17"/>
+              </w:rPr>
+              <w:t xml:space="preserve">1.0</w:t>
+            </w:r>
+          </w:p>
+        </w:tc>
+        <w:tc>
+          <w:tcPr/>
+          <w:p>
+            <w:pPr>
+              <w:pStyle w:val="Compact"/>
+              <w:spacing w:before="20" w:after="20"/>
+              <w:jc w:val="left"/>
+            </w:pPr>
+            <w:r>
+              <w:rPr>
+                <w:sz w:val="17"/>
+              </w:rPr>
+              <w:t xml:space="preserve">07 October 2026</w:t>
+            </w:r>
+          </w:p>
+        </w:tc>
+        <w:tc>
+          <w:tcPr/>
+          <w:p>
+            <w:pPr>
+              <w:pStyle w:val="Compact"/>
+              <w:spacing w:before="20" w:after="20"/>
+              <w:jc w:val="left"/>
+            </w:pPr>
+            <w:r>
+              <w:rPr>
+                <w:sz w:val="17"/>
+              </w:rPr>
+              <w:t xml:space="preserve">iorta TechNXT Architecture</w:t>
+            </w:r>
+          </w:p>
+        </w:tc>
+        <w:tc>
+          <w:tcPr/>
+          <w:p>
+            <w:pPr>
+              <w:pStyle w:val="Compact"/>
+              <w:spacing w:before="20" w:after="20"/>
+              <w:jc w:val="left"/>
+            </w:pPr>
+            <w:r>
+              <w:rPr>
+                <w:sz w:val="17"/>
+              </w:rPr>
+              <w:t xml:space="preserve">Accepted</w:t>
+            </w:r>
+          </w:p>
+        </w:tc>
+      </w:tr>
+    </w:tbl>
     <w:p>
       <w:pPr>
         <w:numPr>
@@ -73,50 +280,6 @@
           <w:bCs/>
           <w:b/>
         </w:rPr>
-        <w:t xml:space="preserve">Status:</w:t>
-      </w:r>
-      <w:r>
-        <w:t xml:space="preserve"> </w:t>
-      </w:r>
-      <w:r>
-        <w:t xml:space="preserve">Accepted</w:t>
-      </w:r>
-    </w:p>
-    <w:p>
-      <w:pPr>
-        <w:numPr>
-          <w:ilvl w:val="0"/>
-          <w:numId w:val="1001"/>
-        </w:numPr>
-        <w:pStyle w:val="Compact"/>
-      </w:pPr>
-      <w:r>
-        <w:rPr>
-          <w:bCs/>
-          <w:b/>
-        </w:rPr>
-        <w:t xml:space="preserve">Date:</w:t>
-      </w:r>
-      <w:r>
-        <w:t xml:space="preserve"> </w:t>
-      </w:r>
-      <w:r>
-        <w:t xml:space="preserve">2026-10-07</w:t>
-      </w:r>
-    </w:p>
-    <w:p>
-      <w:pPr>
-        <w:numPr>
-          <w:ilvl w:val="0"/>
-          <w:numId w:val="1001"/>
-        </w:numPr>
-        <w:pStyle w:val="Compact"/>
-      </w:pPr>
-      <w:r>
-        <w:rPr>
-          <w:bCs/>
-          <w:b/>
-        </w:rPr>
         <w:t xml:space="preserve">Related:</w:t>
       </w:r>
       <w:r>
@@ -127,7 +290,7 @@
           <w:rPr>
             <w:rStyle w:val="Hyperlink"/>
           </w:rPr>
-          <w:t xml:space="preserve">Deployment &amp; infrastructure architecture</w:t>
+          <w:t xml:space="preserve">Deployment and Infrastructure Architecture</w:t>
         </w:r>
       </w:hyperlink>
     </w:p>
@@ -342,12 +505,14 @@
           <w:p>
             <w:pPr>
               <w:pStyle w:val="Compact"/>
+              <w:spacing w:before="20" w:after="20"/>
               <w:jc w:val="left"/>
             </w:pPr>
             <w:r>
               <w:rPr>
                 <w:b/>
                 <w:color w:val="FFFFFF"/>
+                <w:sz w:val="18"/>
               </w:rPr>
               <w:t xml:space="preserve">Asset</w:t>
             </w:r>
@@ -360,14 +525,161 @@
           <w:p>
             <w:pPr>
               <w:pStyle w:val="Compact"/>
+              <w:spacing w:before="20" w:after="20"/>
               <w:jc w:val="left"/>
             </w:pPr>
             <w:r>
               <w:rPr>
                 <w:b/>
                 <w:color w:val="FFFFFF"/>
+                <w:sz w:val="18"/>
               </w:rPr>
               <w:t xml:space="preserve">Purpose</w:t>
+            </w:r>
+          </w:p>
+        </w:tc>
+      </w:tr>
+      <w:tr>
+        <w:tc>
+          <w:tcPr>
+            <w:noWrap/>
+          </w:tcPr>
+          <w:p>
+            <w:pPr>
+              <w:pStyle w:val="Compact"/>
+              <w:spacing w:before="20" w:after="20"/>
+              <w:jc w:val="left"/>
+            </w:pPr>
+            <w:r>
+              <w:rPr>
+                <w:rStyle w:val="VerbatimChar"/>
+                <w:sz w:val="18"/>
+              </w:rPr>
+              <w:t xml:space="preserve">Dockerfile</w:t>
+            </w:r>
+          </w:p>
+        </w:tc>
+        <w:tc>
+          <w:tcPr/>
+          <w:p>
+            <w:pPr>
+              <w:pStyle w:val="Compact"/>
+              <w:spacing w:before="20" w:after="20"/>
+              <w:jc w:val="left"/>
+            </w:pPr>
+            <w:r>
+              <w:rPr>
+                <w:sz w:val="18"/>
+              </w:rPr>
+              <w:t xml:space="preserve">Multi-stage. Production dependencies only (</w:t>
+            </w:r>
+            <w:r>
+              <w:rPr>
+                <w:rStyle w:val="VerbatimChar"/>
+                <w:sz w:val="18"/>
+              </w:rPr>
+              <w:t xml:space="preserve">npm ci --omit=dev</w:t>
+            </w:r>
+            <w:r>
+              <w:rPr>
+                <w:sz w:val="18"/>
+              </w:rPr>
+              <w:t xml:space="preserve">),</w:t>
+            </w:r>
+            <w:r>
+              <w:rPr>
+                <w:sz w:val="18"/>
+              </w:rPr>
+              <w:t xml:space="preserve"> </w:t>
+            </w:r>
+            <w:r>
+              <w:rPr>
+                <w:rStyle w:val="VerbatimChar"/>
+                <w:sz w:val="18"/>
+              </w:rPr>
+              <w:t xml:space="preserve">node:22-alpine</w:t>
+            </w:r>
+            <w:r>
+              <w:rPr>
+                <w:sz w:val="18"/>
+              </w:rPr>
+              <w:t xml:space="preserve">, runs as the image's non-root</w:t>
+            </w:r>
+            <w:r>
+              <w:rPr>
+                <w:sz w:val="18"/>
+              </w:rPr>
+              <w:t xml:space="preserve"> </w:t>
+            </w:r>
+            <w:r>
+              <w:rPr>
+                <w:rStyle w:val="VerbatimChar"/>
+                <w:sz w:val="18"/>
+              </w:rPr>
+              <w:t xml:space="preserve">node</w:t>
+            </w:r>
+            <w:r>
+              <w:rPr>
+                <w:sz w:val="18"/>
+              </w:rPr>
+              <w:t xml:space="preserve"> </w:t>
+            </w:r>
+            <w:r>
+              <w:rPr>
+                <w:sz w:val="18"/>
+              </w:rPr>
+              <w:t xml:space="preserve">user (uid 1000) with no init process (no tini),</w:t>
+            </w:r>
+            <w:r>
+              <w:rPr>
+                <w:sz w:val="18"/>
+              </w:rPr>
+              <w:t xml:space="preserve"> </w:t>
+            </w:r>
+            <w:r>
+              <w:rPr>
+                <w:rStyle w:val="VerbatimChar"/>
+                <w:sz w:val="18"/>
+              </w:rPr>
+              <w:t xml:space="preserve">NODE_ENV=production</w:t>
+            </w:r>
+            <w:r>
+              <w:rPr>
+                <w:sz w:val="18"/>
+              </w:rPr>
+              <w:t xml:space="preserve">,</w:t>
+            </w:r>
+            <w:r>
+              <w:rPr>
+                <w:sz w:val="18"/>
+              </w:rPr>
+              <w:t xml:space="preserve"> </w:t>
+            </w:r>
+            <w:r>
+              <w:rPr>
+                <w:rStyle w:val="VerbatimChar"/>
+                <w:sz w:val="18"/>
+              </w:rPr>
+              <w:t xml:space="preserve">PORT=8080</w:t>
+            </w:r>
+            <w:r>
+              <w:rPr>
+                <w:sz w:val="18"/>
+              </w:rPr>
+              <w:t xml:space="preserve">,</w:t>
+            </w:r>
+            <w:r>
+              <w:rPr>
+                <w:sz w:val="18"/>
+              </w:rPr>
+              <w:t xml:space="preserve"> </w:t>
+            </w:r>
+            <w:r>
+              <w:rPr>
+                <w:rStyle w:val="VerbatimChar"/>
+                <w:sz w:val="18"/>
+              </w:rPr>
+              <w:t xml:space="preserve">CMD node src/server.js</w:t>
             </w:r>
           </w:p>
         </w:tc>
@@ -378,13 +690,15 @@
           <w:p>
             <w:pPr>
               <w:pStyle w:val="Compact"/>
+              <w:spacing w:before="20" w:after="20"/>
               <w:jc w:val="left"/>
             </w:pPr>
             <w:r>
               <w:rPr>
                 <w:rStyle w:val="VerbatimChar"/>
-              </w:rPr>
-              <w:t xml:space="preserve">Dockerfile</w:t>
+                <w:sz w:val="18"/>
+              </w:rPr>
+              <w:t xml:space="preserve">docker-compose.yml</w:t>
             </w:r>
           </w:p>
         </w:tc>
@@ -393,52 +707,296 @@
           <w:p>
             <w:pPr>
               <w:pStyle w:val="Compact"/>
+              <w:spacing w:before="20" w:after="20"/>
               <w:jc w:val="left"/>
             </w:pPr>
             <w:r>
-              <w:t xml:space="preserve">Multi-stage. Production dependencies only (</w:t>
-            </w:r>
+              <w:rPr>
+                <w:sz w:val="18"/>
+              </w:rPr>
+              <w:t xml:space="preserve">Local app (port 8080) + PostgreSQL 16</w:t>
+            </w:r>
+          </w:p>
+        </w:tc>
+      </w:tr>
+      <w:tr>
+        <w:tc>
+          <w:tcPr>
+            <w:noWrap/>
+          </w:tcPr>
+          <w:p>
+            <w:pPr>
+              <w:pStyle w:val="Compact"/>
+              <w:spacing w:before="20" w:after="20"/>
+              <w:jc w:val="left"/>
+            </w:pPr>
             <w:r>
               <w:rPr>
                 <w:rStyle w:val="VerbatimChar"/>
-              </w:rPr>
-              <w:t xml:space="preserve">npm ci --omit=dev</w:t>
-            </w:r>
-            <w:r>
-              <w:t xml:space="preserve">),</w:t>
-            </w:r>
-            <w:r>
+                <w:sz w:val="18"/>
+              </w:rPr>
+              <w:t xml:space="preserve">deploy/k8s/</w:t>
+            </w:r>
+          </w:p>
+        </w:tc>
+        <w:tc>
+          <w:tcPr/>
+          <w:p>
+            <w:pPr>
+              <w:pStyle w:val="Compact"/>
+              <w:spacing w:before="20" w:after="20"/>
+              <w:jc w:val="left"/>
+            </w:pPr>
+            <w:r>
+              <w:rPr>
+                <w:sz w:val="18"/>
+              </w:rPr>
+              <w:t xml:space="preserve">Namespace, Deployment (probes</w:t>
+            </w:r>
+            <w:r>
+              <w:rPr>
+                <w:sz w:val="18"/>
+              </w:rPr>
               <w:t xml:space="preserve"> </w:t>
             </w:r>
             <w:r>
               <w:rPr>
                 <w:rStyle w:val="VerbatimChar"/>
-              </w:rPr>
-              <w:t xml:space="preserve">node:22-alpine</w:t>
-            </w:r>
-            <w:r>
-              <w:t xml:space="preserve">, runs as a non-root user,</w:t>
-            </w:r>
-            <w:r>
+                <w:sz w:val="18"/>
+              </w:rPr>
+              <w:t xml:space="preserve">/health/live</w:t>
+            </w:r>
+            <w:r>
+              <w:rPr>
+                <w:sz w:val="18"/>
+              </w:rPr>
               <w:t xml:space="preserve"> </w:t>
             </w:r>
             <w:r>
               <w:rPr>
+                <w:sz w:val="18"/>
+              </w:rPr>
+              <w:t xml:space="preserve">and</w:t>
+            </w:r>
+            <w:r>
+              <w:rPr>
+                <w:sz w:val="18"/>
+              </w:rPr>
+              <w:t xml:space="preserve"> </w:t>
+            </w:r>
+            <w:r>
+              <w:rPr>
                 <w:rStyle w:val="VerbatimChar"/>
-              </w:rPr>
-              <w:t xml:space="preserve">NODE_ENV=production</w:t>
-            </w:r>
-            <w:r>
-              <w:t xml:space="preserve">, exposes 3000,</w:t>
-            </w:r>
-            <w:r>
+                <w:sz w:val="18"/>
+              </w:rPr>
+              <w:t xml:space="preserve">/health/ready</w:t>
+            </w:r>
+            <w:r>
+              <w:rPr>
+                <w:sz w:val="18"/>
+              </w:rPr>
+              <w:t xml:space="preserve">, requests/limits,</w:t>
+            </w:r>
+            <w:r>
+              <w:rPr>
+                <w:sz w:val="18"/>
+              </w:rPr>
               <w:t xml:space="preserve"> </w:t>
             </w:r>
             <w:r>
               <w:rPr>
                 <w:rStyle w:val="VerbatimChar"/>
-              </w:rPr>
-              <w:t xml:space="preserve">CMD node src/server.js</w:t>
+                <w:sz w:val="18"/>
+              </w:rPr>
+              <w:t xml:space="preserve">securityContext</w:t>
+            </w:r>
+            <w:r>
+              <w:rPr>
+                <w:sz w:val="18"/>
+              </w:rPr>
+              <w:t xml:space="preserve"> </w:t>
+            </w:r>
+            <w:r>
+              <w:rPr>
+                <w:sz w:val="18"/>
+              </w:rPr>
+              <w:t xml:space="preserve">with</w:t>
+            </w:r>
+            <w:r>
+              <w:rPr>
+                <w:sz w:val="18"/>
+              </w:rPr>
+              <w:t xml:space="preserve"> </w:t>
+            </w:r>
+            <w:r>
+              <w:rPr>
+                <w:rStyle w:val="VerbatimChar"/>
+                <w:sz w:val="18"/>
+              </w:rPr>
+              <w:t xml:space="preserve">readOnlyRootFilesystem</w:t>
+            </w:r>
+            <w:r>
+              <w:rPr>
+                <w:sz w:val="18"/>
+              </w:rPr>
+              <w:t xml:space="preserve">,</w:t>
+            </w:r>
+            <w:r>
+              <w:rPr>
+                <w:sz w:val="18"/>
+              </w:rPr>
+              <w:t xml:space="preserve"> </w:t>
+            </w:r>
+            <w:r>
+              <w:rPr>
+                <w:rStyle w:val="VerbatimChar"/>
+                <w:sz w:val="18"/>
+              </w:rPr>
+              <w:t xml:space="preserve">runAsNonRoot</w:t>
+            </w:r>
+            <w:r>
+              <w:rPr>
+                <w:sz w:val="18"/>
+              </w:rPr>
+              <w:t xml:space="preserve">,</w:t>
+            </w:r>
+            <w:r>
+              <w:rPr>
+                <w:sz w:val="18"/>
+              </w:rPr>
+              <w:t xml:space="preserve"> </w:t>
+            </w:r>
+            <w:r>
+              <w:rPr>
+                <w:rStyle w:val="VerbatimChar"/>
+                <w:sz w:val="18"/>
+              </w:rPr>
+              <w:t xml:space="preserve">runAsUser: 1000</w:t>
+            </w:r>
+            <w:r>
+              <w:rPr>
+                <w:sz w:val="18"/>
+              </w:rPr>
+              <w:t xml:space="preserve">, dropped capabilities), Service, Ingress (TLS, WAF, edge rate limit), HPA, PDB, NetworkPolicy, CronJobs in</w:t>
+            </w:r>
+            <w:r>
+              <w:rPr>
+                <w:sz w:val="18"/>
+              </w:rPr>
+              <w:t xml:space="preserve"> </w:t>
+            </w:r>
+            <w:r>
+              <w:rPr>
+                <w:rStyle w:val="VerbatimChar"/>
+                <w:sz w:val="18"/>
+              </w:rPr>
+              <w:t xml:space="preserve">60-jobs.yaml</w:t>
+            </w:r>
+            <w:r>
+              <w:rPr>
+                <w:sz w:val="18"/>
+              </w:rPr>
+              <w:t xml:space="preserve"> </w:t>
+            </w:r>
+            <w:r>
+              <w:rPr>
+                <w:sz w:val="18"/>
+              </w:rPr>
+              <w:t xml:space="preserve">(journeys, recompute, reconcile, retention, relay), migration Job, ExternalSecret, ConfigMap</w:t>
+            </w:r>
+          </w:p>
+        </w:tc>
+      </w:tr>
+      <w:tr>
+        <w:tc>
+          <w:tcPr>
+            <w:noWrap/>
+          </w:tcPr>
+          <w:p>
+            <w:pPr>
+              <w:pStyle w:val="Compact"/>
+              <w:spacing w:before="20" w:after="20"/>
+              <w:jc w:val="left"/>
+            </w:pPr>
+            <w:r>
+              <w:rPr>
+                <w:rStyle w:val="VerbatimChar"/>
+                <w:sz w:val="18"/>
+              </w:rPr>
+              <w:t xml:space="preserve">railway.json</w:t>
+            </w:r>
+          </w:p>
+        </w:tc>
+        <w:tc>
+          <w:tcPr/>
+          <w:p>
+            <w:pPr>
+              <w:pStyle w:val="Compact"/>
+              <w:spacing w:before="20" w:after="20"/>
+              <w:jc w:val="left"/>
+            </w:pPr>
+            <w:r>
+              <w:rPr>
+                <w:sz w:val="18"/>
+              </w:rPr>
+              <w:t xml:space="preserve">UAT and pilot deploy (Dockerfile builder, pre-deploy</w:t>
+            </w:r>
+            <w:r>
+              <w:rPr>
+                <w:sz w:val="18"/>
+              </w:rPr>
+              <w:t xml:space="preserve"> </w:t>
+            </w:r>
+            <w:r>
+              <w:rPr>
+                <w:rStyle w:val="VerbatimChar"/>
+                <w:sz w:val="18"/>
+              </w:rPr>
+              <w:t xml:space="preserve">migrate</w:t>
+            </w:r>
+            <w:r>
+              <w:rPr>
+                <w:sz w:val="18"/>
+              </w:rPr>
+              <w:t xml:space="preserve">, health check</w:t>
+            </w:r>
+            <w:r>
+              <w:rPr>
+                <w:sz w:val="18"/>
+              </w:rPr>
+              <w:t xml:space="preserve"> </w:t>
+            </w:r>
+            <w:r>
+              <w:rPr>
+                <w:rStyle w:val="VerbatimChar"/>
+                <w:sz w:val="18"/>
+              </w:rPr>
+              <w:t xml:space="preserve">/health/ready</w:t>
+            </w:r>
+            <w:r>
+              <w:rPr>
+                <w:sz w:val="18"/>
+              </w:rPr>
+              <w:t xml:space="preserve">, 2 replicas). The hosted UAT is live at</w:t>
+            </w:r>
+            <w:r>
+              <w:rPr>
+                <w:sz w:val="18"/>
+              </w:rPr>
+              <w:t xml:space="preserve"> </w:t>
+            </w:r>
+            <w:r>
+              <w:rPr>
+                <w:rStyle w:val="VerbatimChar"/>
+                <w:sz w:val="18"/>
+              </w:rPr>
+              <w:t xml:space="preserve">https://tasco-growth-api-uat.up.railway.app</w:t>
+            </w:r>
+            <w:r>
+              <w:rPr>
+                <w:sz w:val="18"/>
+              </w:rPr>
+              <w:t xml:space="preserve">.</w:t>
             </w:r>
           </w:p>
         </w:tc>
@@ -449,13 +1007,15 @@
           <w:p>
             <w:pPr>
               <w:pStyle w:val="Compact"/>
+              <w:spacing w:before="20" w:after="20"/>
               <w:jc w:val="left"/>
             </w:pPr>
             <w:r>
               <w:rPr>
                 <w:rStyle w:val="VerbatimChar"/>
-              </w:rPr>
-              <w:t xml:space="preserve">docker-compose.yml</w:t>
+                <w:sz w:val="18"/>
+              </w:rPr>
+              <w:t xml:space="preserve">.github/workflows/ci.yml</w:t>
             </w:r>
           </w:p>
         </w:tc>
@@ -464,175 +1024,14 @@
           <w:p>
             <w:pPr>
               <w:pStyle w:val="Compact"/>
+              <w:spacing w:before="20" w:after="20"/>
               <w:jc w:val="left"/>
             </w:pPr>
             <w:r>
-              <w:t xml:space="preserve">Local app + Postgres 16</w:t>
-            </w:r>
-          </w:p>
-        </w:tc>
-      </w:tr>
-      <w:tr>
-        <w:tc>
-          <w:tcPr/>
-          <w:p>
-            <w:pPr>
-              <w:pStyle w:val="Compact"/>
-              <w:jc w:val="left"/>
-            </w:pPr>
-            <w:r>
-              <w:rPr>
-                <w:rStyle w:val="VerbatimChar"/>
-              </w:rPr>
-              <w:t xml:space="preserve">deploy/k8s/</w:t>
-            </w:r>
-          </w:p>
-        </w:tc>
-        <w:tc>
-          <w:tcPr/>
-          <w:p>
-            <w:pPr>
-              <w:pStyle w:val="Compact"/>
-              <w:jc w:val="left"/>
-            </w:pPr>
-            <w:r>
-              <w:t xml:space="preserve">Namespace, Deployment (probes</w:t>
-            </w:r>
-            <w:r>
-              <w:t xml:space="preserve"> </w:t>
-            </w:r>
-            <w:r>
-              <w:rPr>
-                <w:rStyle w:val="VerbatimChar"/>
-              </w:rPr>
-              <w:t xml:space="preserve">/health/live</w:t>
-            </w:r>
-            <w:r>
-              <w:t xml:space="preserve"> </w:t>
-            </w:r>
-            <w:r>
-              <w:t xml:space="preserve">and</w:t>
-            </w:r>
-            <w:r>
-              <w:t xml:space="preserve"> </w:t>
-            </w:r>
-            <w:r>
-              <w:rPr>
-                <w:rStyle w:val="VerbatimChar"/>
-              </w:rPr>
-              <w:t xml:space="preserve">/health/ready</w:t>
-            </w:r>
-            <w:r>
-              <w:t xml:space="preserve">, requests/limits,</w:t>
-            </w:r>
-            <w:r>
-              <w:t xml:space="preserve"> </w:t>
-            </w:r>
-            <w:r>
-              <w:rPr>
-                <w:rStyle w:val="VerbatimChar"/>
-              </w:rPr>
-              <w:t xml:space="preserve">securityContext</w:t>
-            </w:r>
-            <w:r>
-              <w:t xml:space="preserve"> </w:t>
-            </w:r>
-            <w:r>
-              <w:t xml:space="preserve">with</w:t>
-            </w:r>
-            <w:r>
-              <w:t xml:space="preserve"> </w:t>
-            </w:r>
-            <w:r>
-              <w:rPr>
-                <w:rStyle w:val="VerbatimChar"/>
-              </w:rPr>
-              <w:t xml:space="preserve">readOnlyRootFilesystem</w:t>
-            </w:r>
-            <w:r>
-              <w:t xml:space="preserve">,</w:t>
-            </w:r>
-            <w:r>
-              <w:t xml:space="preserve"> </w:t>
-            </w:r>
-            <w:r>
-              <w:rPr>
-                <w:rStyle w:val="VerbatimChar"/>
-              </w:rPr>
-              <w:t xml:space="preserve">runAsNonRoot</w:t>
-            </w:r>
-            <w:r>
-              <w:t xml:space="preserve">, dropped capabilities), Service, Ingress (TLS), HPA, PDB, NetworkPolicy, CronJobs (journeys, reconcile, retention, relay), migration Job, ExternalSecret / secret template, ConfigMap</w:t>
-            </w:r>
-          </w:p>
-        </w:tc>
-      </w:tr>
-      <w:tr>
-        <w:tc>
-          <w:tcPr/>
-          <w:p>
-            <w:pPr>
-              <w:pStyle w:val="Compact"/>
-              <w:jc w:val="left"/>
-            </w:pPr>
-            <w:r>
-              <w:rPr>
-                <w:rStyle w:val="VerbatimChar"/>
-              </w:rPr>
-              <w:t xml:space="preserve">railway.json</w:t>
-            </w:r>
-          </w:p>
-        </w:tc>
-        <w:tc>
-          <w:tcPr/>
-          <w:p>
-            <w:pPr>
-              <w:pStyle w:val="Compact"/>
-              <w:jc w:val="left"/>
-            </w:pPr>
-            <w:r>
-              <w:t xml:space="preserve">Pilot deploy (Dockerfile builder, healthcheck</w:t>
-            </w:r>
-            <w:r>
-              <w:t xml:space="preserve"> </w:t>
-            </w:r>
-            <w:r>
-              <w:rPr>
-                <w:rStyle w:val="VerbatimChar"/>
-              </w:rPr>
-              <w:t xml:space="preserve">/health/ready</w:t>
-            </w:r>
-            <w:r>
-              <w:t xml:space="preserve">)</w:t>
-            </w:r>
-          </w:p>
-        </w:tc>
-      </w:tr>
-      <w:tr>
-        <w:tc>
-          <w:tcPr/>
-          <w:p>
-            <w:pPr>
-              <w:pStyle w:val="Compact"/>
-              <w:jc w:val="left"/>
-            </w:pPr>
-            <w:r>
-              <w:rPr>
-                <w:rStyle w:val="VerbatimChar"/>
-              </w:rPr>
-              <w:t xml:space="preserve">.github/workflows/ci.yml</w:t>
-            </w:r>
-          </w:p>
-        </w:tc>
-        <w:tc>
-          <w:tcPr/>
-          <w:p>
-            <w:pPr>
-              <w:pStyle w:val="Compact"/>
-              <w:jc w:val="left"/>
-            </w:pPr>
-            <w:r>
-              <w:t xml:space="preserve">Lint → tests with coverage gate → Postgres tests → CodeQL → npm audit and dependency review → gitleaks → image build → Trivy → ZAP baseline → SBOM</w:t>
+              <w:rPr>
+                <w:sz w:val="18"/>
+              </w:rPr>
+              <w:t xml:space="preserve">Lint → tests with coverage gate and OpenAPI drift check → PostgreSQL tests → performance smoke → CodeQL → npm audit, dependency review and gitleaks → image build → Trivy → SBOM → ZAP baseline</w:t>
             </w:r>
           </w:p>
         </w:tc>
@@ -839,7 +1238,7 @@
           <w:bCs/>
           <w:b/>
         </w:rPr>
-        <w:t xml:space="preserve">pilot only, with synthetic or consented data</w:t>
+        <w:t xml:space="preserve">for UAT and pilots only, with synthetic data</w:t>
       </w:r>
       <w:r>
         <w:t xml:space="preserve">. Production personal data stays in Vietnam-hosted Kubernetes and Postgres (</w:t>
@@ -864,18 +1263,18 @@
         <w:pStyle w:val="Compact"/>
       </w:pPr>
       <w:r>
-        <w:t xml:space="preserve">The in-process rate limiter and token revocation are per replica, so multi-replica deployments need gateway rate limiting and a shared store (</w:t>
+        <w:t xml:space="preserve">The in-process rate limiter and the logout denylist are per replica, so multi-replica deployments need gateway rate limiting and a shared store (</w:t>
       </w:r>
       <w:hyperlink r:id="rId24">
         <w:r>
           <w:rPr>
             <w:rStyle w:val="Hyperlink"/>
           </w:rPr>
-          <w:t xml:space="preserve">security gaps</w:t>
+          <w:t xml:space="preserve">Security Architecture</w:t>
         </w:r>
       </w:hyperlink>
       <w:r>
-        <w:t xml:space="preserve">).</w:t>
+        <w:t xml:space="preserve">, finding G7).</w:t>
       </w:r>
     </w:p>
     <w:p>
@@ -911,7 +1310,10 @@
         <w:t xml:space="preserve"> </w:t>
       </w:r>
       <w:r>
-        <w:t xml:space="preserve">and use the migration Job, because concurrent replicas could otherwise race (</w:t>
+        <w:t xml:space="preserve">and use the migration Job (Railway uses a pre-deploy command).</w:t>
+      </w:r>
+      <w:r>
+        <w:t xml:space="preserve"> </w:t>
       </w:r>
       <w:r>
         <w:rPr>
@@ -923,7 +1325,7 @@
         <w:t xml:space="preserve"> </w:t>
       </w:r>
       <w:r>
-        <w:t xml:space="preserve">takes no lock).</w:t>
+        <w:t xml:space="preserve">also takes an advisory lock, so concurrent starts cannot race.</w:t>
       </w:r>
     </w:p>
     <w:p>
@@ -1039,7 +1441,7 @@
     </w:pPr>
     <w:r>
       <w:rPr>
-        <w:rFonts w:ascii="Arial" w:hAnsi="Arial"/>
+        <w:rFonts w:ascii="Calibri" w:hAnsi="Calibri"/>
         <w:sz w:val="16"/>
       </w:rPr>
       <w:t xml:space="preserve">Prepared by iorta TechNXT · Confidential · Page </w:t>
@@ -1084,7 +1486,7 @@
     </w:pPr>
     <w:r>
       <w:rPr>
-        <w:rFonts w:ascii="Arial" w:hAnsi="Arial"/>
+        <w:rFonts w:ascii="Calibri" w:hAnsi="Calibri"/>
         <w:color w:val="213368"/>
         <w:sz w:val="16"/>
       </w:rPr>
@@ -1406,9 +1808,9 @@
     <w:name w:val="Normal"/>
     <w:qFormat/>
     <w:rPr>
-      <w:rFonts w:ascii="Arial" w:cs="Arial" w:eastAsia="Arial" w:hAnsi="Arial"/>
+      <w:rFonts w:ascii="Calibri" w:cs="Calibri" w:eastAsia="Calibri" w:hAnsi="Calibri"/>
       <w:color w:val="121A33"/>
-      <w:sz w:val="21"/>
+      <w:sz w:val="22"/>
     </w:rPr>
   </w:style>
   <w:style w:styleId="BodyText" w:type="paragraph">
@@ -1420,9 +1822,9 @@
     </w:pPr>
     <w:qFormat/>
     <w:rPr>
-      <w:rFonts w:ascii="Arial" w:cs="Arial" w:eastAsia="Arial" w:hAnsi="Arial"/>
+      <w:rFonts w:ascii="Calibri" w:cs="Calibri" w:eastAsia="Calibri" w:hAnsi="Calibri"/>
       <w:color w:val="121A33"/>
-      <w:sz w:val="21"/>
+      <w:sz w:val="22"/>
     </w:rPr>
   </w:style>
   <w:style w:customStyle="1" w:styleId="FirstParagraph" w:type="paragraph">
@@ -1431,9 +1833,9 @@
     <w:next w:val="BodyText"/>
     <w:qFormat/>
     <w:rPr>
-      <w:rFonts w:ascii="Arial" w:cs="Arial" w:eastAsia="Arial" w:hAnsi="Arial"/>
+      <w:rFonts w:ascii="Calibri" w:cs="Calibri" w:eastAsia="Calibri" w:hAnsi="Calibri"/>
       <w:color w:val="121A33"/>
-      <w:sz w:val="21"/>
+      <w:sz w:val="22"/>
     </w:rPr>
   </w:style>
   <w:style w:customStyle="1" w:styleId="Compact" w:type="paragraph">
@@ -1444,9 +1846,9 @@
       <w:spacing w:after="36" w:before="36"/>
     </w:pPr>
     <w:rPr>
-      <w:rFonts w:ascii="Arial" w:cs="Arial" w:eastAsia="Arial" w:hAnsi="Arial"/>
+      <w:rFonts w:ascii="Calibri" w:cs="Calibri" w:eastAsia="Calibri" w:hAnsi="Calibri"/>
       <w:color w:val="121A33"/>
-      <w:sz w:val="21"/>
+      <w:sz w:val="22"/>
     </w:rPr>
   </w:style>
   <w:style w:styleId="Title" w:type="paragraph">
@@ -1461,11 +1863,11 @@
       <w:jc w:val="center"/>
     </w:pPr>
     <w:rPr>
-      <w:rFonts w:ascii="Arial" w:asciiTheme="majorHAnsi" w:cs="Arial" w:cstheme="majorBidi" w:eastAsia="Arial" w:eastAsiaTheme="majorEastAsia" w:hAnsi="Arial" w:hAnsiTheme="majorHAnsi"/>
+      <w:rFonts w:ascii="Calibri" w:asciiTheme="majorHAnsi" w:cs="Calibri" w:cstheme="majorBidi" w:eastAsia="Calibri" w:eastAsiaTheme="majorEastAsia" w:hAnsi="Calibri" w:hAnsiTheme="majorHAnsi"/>
       <w:b/>
       <w:bCs/>
       <w:color w:val="213368"/>
-      <w:sz w:val="48"/>
+      <w:sz w:val="52"/>
       <w:szCs w:val="36"/>
     </w:rPr>
   </w:style>
@@ -1481,7 +1883,7 @@
       <w:jc w:val="center"/>
     </w:pPr>
     <w:rPr>
-      <w:rFonts w:ascii="Arial" w:cs="Arial" w:eastAsia="Arial" w:hAnsi="Arial"/>
+      <w:rFonts w:ascii="Calibri" w:cs="Calibri" w:eastAsia="Calibri" w:hAnsi="Calibri"/>
       <w:b w:val="0"/>
       <w:color w:val="0B6B66"/>
       <w:sz w:val="26"/>
@@ -1750,9 +2152,9 @@
       <w:ind w:firstLine="0" w:left="480" w:right="480"/>
     </w:pPr>
     <w:rPr>
-      <w:rFonts w:ascii="Arial" w:cs="Arial" w:eastAsia="Arial" w:hAnsi="Arial"/>
+      <w:rFonts w:ascii="Calibri" w:cs="Calibri" w:eastAsia="Calibri" w:hAnsi="Calibri"/>
       <w:color w:val="121A33"/>
-      <w:sz w:val="21"/>
+      <w:sz w:val="22"/>
     </w:rPr>
   </w:style>
   <w:style w:styleId="FootnoteText" w:type="paragraph">
@@ -1775,7 +2177,7 @@
     <w:unhideWhenUsed/>
     <w:qFormat/>
     <w:rPr>
-      <w:rFonts w:ascii="Arial" w:cs="Arial" w:eastAsia="Arial" w:hAnsi="Arial"/>
+      <w:rFonts w:ascii="Calibri" w:cs="Calibri" w:eastAsia="Calibri" w:hAnsi="Calibri"/>
       <w:sz w:val="18"/>
     </w:rPr>
     <w:tblPr>
@@ -1871,7 +2273,8 @@
     <w:basedOn w:val="BodyTextChar"/>
     <w:rPr>
       <w:rFonts w:ascii="Consolas" w:cs="Consolas" w:eastAsia="Consolas" w:hAnsi="Consolas"/>
-      <w:sz w:val="17"/>
+      <w:color w:val="2A3A6E"/>
+      <w:sz w:val="18"/>
     </w:rPr>
   </w:style>
   <w:style w:customStyle="1" w:styleId="SectionNumber" w:type="character">
